--- a/propuesta-bootcamp-ejecutivo-quito-2026/outputs/export/propuesta-detallada-es.docx
+++ b/propuesta-bootcamp-ejecutivo-quito-2026/outputs/export/propuesta-detallada-es.docx
@@ -4109,7 +4109,7 @@
                 <w:sz w:val="18"/>
                 <w:szCs w:val="18"/>
               </w:rPr>
-              <w:t xml:space="preserve">5 abril 2026 (martes 7 de abril)</w:t>
+              <w:t xml:space="preserve">7 abril 2026</w:t>
             </w:r>
           </w:p>
         </w:tc>

--- a/propuesta-bootcamp-ejecutivo-quito-2026/outputs/export/propuesta-detallada-es.docx
+++ b/propuesta-bootcamp-ejecutivo-quito-2026/outputs/export/propuesta-detallada-es.docx
@@ -440,7 +440,7 @@
           <w:sz w:val="20"/>
           <w:szCs w:val="20"/>
         </w:rPr>
-        <w:t xml:space="preserve">El CAO Bootcamp no ensena IA — instala un sistema de trabajo agentico a medida. Al cerrar las 20 horas, el directivo se lleva:</w:t>
+        <w:t xml:space="preserve">El CAO Bootcamp no ensena IA — le da un agente que usted auto-entrena para que haga sus tareas a su medida. En el taller ve el potencial: Javier opera con Pristino en vivo, con su contexto real. En el bootcamp, usted conecta su mail, calendario, Drive y entrena su propio agente. Al terminar las 20 horas, tiene un sistema agentico personal que no depende de nadie.</w:t>
       </w:r>
     </w:p>
     <w:p>
@@ -584,28 +584,28 @@
                 <w:sz w:val="18"/>
                 <w:szCs w:val="18"/>
               </w:rPr>
-              <w:t xml:space="preserve">1 agente propio</w:t>
-            </w:r>
-          </w:p>
-        </w:tc>
-        <w:tc>
-          <w:tcPr>
-            <w:tcW w:type="dxa" w:w="3000"/>
-          </w:tcPr>
-          <w:p>
-            <w:pPr>
-              <w:spacing w:after="40" w:before="40"/>
-            </w:pPr>
-            <w:r>
-              <w:rPr>
-                <w:rFonts w:ascii="Trebuchet MS" w:cs="Trebuchet MS" w:eastAsia="Trebuchet MS" w:hAnsi="Trebuchet MS"/>
-                <w:b w:val="false"/>
-                <w:bCs w:val="false"/>
-                <w:color w:val="1F2833"/>
-                <w:sz w:val="18"/>
-                <w:szCs w:val="18"/>
-              </w:rPr>
-              <w:t xml:space="preserve">Instalamos a Pristino, agente Open Source desarrollado y mantenido por MetodologIA, obra de Javier Montano. Suyo para siempre, auditable, corre en local. Conectado a Gmail, Calendar y Drive.</w:t>
+              <w:t xml:space="preserve">1 agente propio que usted auto-entrena</w:t>
+            </w:r>
+          </w:p>
+        </w:tc>
+        <w:tc>
+          <w:tcPr>
+            <w:tcW w:type="dxa" w:w="3000"/>
+          </w:tcPr>
+          <w:p>
+            <w:pPr>
+              <w:spacing w:after="40" w:before="40"/>
+            </w:pPr>
+            <w:r>
+              <w:rPr>
+                <w:rFonts w:ascii="Trebuchet MS" w:cs="Trebuchet MS" w:eastAsia="Trebuchet MS" w:hAnsi="Trebuchet MS"/>
+                <w:b w:val="false"/>
+                <w:bCs w:val="false"/>
+                <w:color w:val="1F2833"/>
+                <w:sz w:val="18"/>
+                <w:szCs w:val="18"/>
+              </w:rPr>
+              <w:t xml:space="preserve">Instalamos a Pristino, agente Open Source de Javier Montano. En el bootcamp lo conecta a su mail, calendario y Drive, y lo entrena para que haga sus tareas a su medida. Suyo para siempre, auditable, no depende de nadie.</w:t>
             </w:r>
           </w:p>
         </w:tc>

--- a/propuesta-bootcamp-ejecutivo-quito-2026/outputs/export/propuesta-detallada-es.docx
+++ b/propuesta-bootcamp-ejecutivo-quito-2026/outputs/export/propuesta-detallada-es.docx
@@ -440,7 +440,7 @@
           <w:sz w:val="20"/>
           <w:szCs w:val="20"/>
         </w:rPr>
-        <w:t xml:space="preserve">El CAO Bootcamp no ensena IA — le da un agente que usted auto-entrena para que haga sus tareas a su medida. En el taller ve el potencial: Javier opera con Pristino en vivo, con su contexto real. En el bootcamp, usted conecta su mail, calendario, Drive y entrena su propio agente. Al terminar las 20 horas, tiene un sistema agentico personal que no depende de nadie.</w:t>
+        <w:t xml:space="preserve">El CAO Bootcamp no ensena IA — le da un agente que se vuelve su mejor aliado. En el taller, Javier muestra como opera con Pristino y usted aprende a instalarlo en su version basica. Sacarle todo el potencial es posible auto-estudiando, o yendo de la mano de nosotros en el Bootcamp: le damos todo su contexto, lo conectamos a su ecosistema y aprende las best practices del Directivo en la Era de la IA.</w:t>
       </w:r>
     </w:p>
     <w:p>
@@ -584,28 +584,28 @@
                 <w:sz w:val="18"/>
                 <w:szCs w:val="18"/>
               </w:rPr>
-              <w:t xml:space="preserve">1 agente propio que usted auto-entrena</w:t>
-            </w:r>
-          </w:p>
-        </w:tc>
-        <w:tc>
-          <w:tcPr>
-            <w:tcW w:type="dxa" w:w="3000"/>
-          </w:tcPr>
-          <w:p>
-            <w:pPr>
-              <w:spacing w:after="40" w:before="40"/>
-            </w:pPr>
-            <w:r>
-              <w:rPr>
-                <w:rFonts w:ascii="Trebuchet MS" w:cs="Trebuchet MS" w:eastAsia="Trebuchet MS" w:hAnsi="Trebuchet MS"/>
-                <w:b w:val="false"/>
-                <w:bCs w:val="false"/>
-                <w:color w:val="1F2833"/>
-                <w:sz w:val="18"/>
-                <w:szCs w:val="18"/>
-              </w:rPr>
-              <w:t xml:space="preserve">Instalamos a Pristino, agente Open Source de Javier Montano. En el bootcamp lo conecta a su mail, calendario y Drive, y lo entrena para que haga sus tareas a su medida. Suyo para siempre, auditable, no depende de nadie.</w:t>
+              <w:t xml:space="preserve">1 agente propio</w:t>
+            </w:r>
+          </w:p>
+        </w:tc>
+        <w:tc>
+          <w:tcPr>
+            <w:tcW w:type="dxa" w:w="3000"/>
+          </w:tcPr>
+          <w:p>
+            <w:pPr>
+              <w:spacing w:after="40" w:before="40"/>
+            </w:pPr>
+            <w:r>
+              <w:rPr>
+                <w:rFonts w:ascii="Trebuchet MS" w:cs="Trebuchet MS" w:eastAsia="Trebuchet MS" w:hAnsi="Trebuchet MS"/>
+                <w:b w:val="false"/>
+                <w:bCs w:val="false"/>
+                <w:color w:val="1F2833"/>
+                <w:sz w:val="18"/>
+                <w:szCs w:val="18"/>
+              </w:rPr>
+              <w:t xml:space="preserve">Instalamos a Pristino, agente Open Source de Javier Montano. En el taller aprende a usarlo en su version basica. Todo el potencial: auto-estudio o Bootcamp de la mano de nosotros. Suyo para siempre, auditable.</w:t>
             </w:r>
           </w:p>
         </w:tc>

--- a/propuesta-bootcamp-ejecutivo-quito-2026/outputs/export/propuesta-detallada-es.docx
+++ b/propuesta-bootcamp-ejecutivo-quito-2026/outputs/export/propuesta-detallada-es.docx
@@ -1280,7 +1280,7 @@
           <w:sz w:val="20"/>
           <w:szCs w:val="20"/>
         </w:rPr>
-        <w:t xml:space="preserve">Estructura de horas: hasta 25h totales</w:t>
+        <w:t xml:space="preserve">Ruta completa:</w:t>
       </w:r>
     </w:p>
     <w:p>
@@ -1294,7 +1294,35 @@
           <w:sz w:val="20"/>
           <w:szCs w:val="20"/>
         </w:rPr>
-        <w:t xml:space="preserve">  •  2h Masterclass (opcional) + 3h Taller (experiencia gratuita) + 20h CAO Bootcamp (para quienes continuen)</w:t>
+        <w:t xml:space="preserve">  •  5h de contenido intensivo, sin riesgo ni costo (2h masterclass + 3h taller)</w:t>
+      </w:r>
+    </w:p>
+    <w:p>
+      <w:pPr>
+        <w:spacing w:after="60"/>
+      </w:pPr>
+      <w:r>
+        <w:rPr>
+          <w:rFonts w:ascii="Trebuchet MS" w:cs="Trebuchet MS" w:eastAsia="Trebuchet MS" w:hAnsi="Trebuchet MS"/>
+          <w:color w:val="1F2833"/>
+          <w:sz w:val="20"/>
+          <w:szCs w:val="20"/>
+        </w:rPr>
+        <w:t xml:space="preserve">  •  20h de contenido de elite, si elige hacer el CAO Bootcamp</w:t>
+      </w:r>
+    </w:p>
+    <w:p>
+      <w:pPr>
+        <w:spacing w:after="60"/>
+      </w:pPr>
+      <w:r>
+        <w:rPr>
+          <w:rFonts w:ascii="Trebuchet MS" w:cs="Trebuchet MS" w:eastAsia="Trebuchet MS" w:hAnsi="Trebuchet MS"/>
+          <w:color w:val="1F2833"/>
+          <w:sz w:val="20"/>
+          <w:szCs w:val="20"/>
+        </w:rPr>
+        <w:t xml:space="preserve">  •  16 semanas de (R)Evolucion Digital, si escoge tambien el Empoderamiento con su equipo</w:t>
       </w:r>
     </w:p>
     <w:tbl>

--- a/propuesta-bootcamp-ejecutivo-quito-2026/outputs/export/propuesta-detallada-es.docx
+++ b/propuesta-bootcamp-ejecutivo-quito-2026/outputs/export/propuesta-detallada-es.docx
@@ -6223,7 +6223,7 @@
           <w:sz w:val="22"/>
           <w:szCs w:val="22"/>
         </w:rPr>
-        <w:t xml:space="preserve">Javier Montano — Cofundador MetodologIA (19%)</w:t>
+        <w:t xml:space="preserve">Javier Montano — Fundador MetodologIA (51%)</w:t>
       </w:r>
     </w:p>
     <w:p>
@@ -6254,7 +6254,7 @@
           <w:sz w:val="22"/>
           <w:szCs w:val="22"/>
         </w:rPr>
-        <w:t xml:space="preserve">Cristian Jarrin — Cofundador MetodologIA Ecuador (51%)</w:t>
+        <w:t xml:space="preserve">Cristian Jarrin — Socio MetodologIA Ecuador (7%, entra Ano 2)</w:t>
       </w:r>
     </w:p>
     <w:p>
@@ -6299,7 +6299,7 @@
           <w:sz w:val="22"/>
           <w:szCs w:val="22"/>
         </w:rPr>
-        <w:t xml:space="preserve">MetodologIA Holding — Entidad corporativa (30%)</w:t>
+        <w:t xml:space="preserve">Katherin Oquendo (14%), Daniel (14%), German (14%) — Cofundadores</w:t>
       </w:r>
     </w:p>
     <w:p>

--- a/propuesta-bootcamp-ejecutivo-quito-2026/outputs/export/propuesta-detallada-es.docx
+++ b/propuesta-bootcamp-ejecutivo-quito-2026/outputs/export/propuesta-detallada-es.docx
@@ -6299,7 +6299,7 @@
           <w:sz w:val="22"/>
           <w:szCs w:val="22"/>
         </w:rPr>
-        <w:t xml:space="preserve">Katherin Oquendo (14%), Daniel (14%), German (14%) — Cofundadores</w:t>
+        <w:t xml:space="preserve">German (19%), Daniel (13%), Katherin Oquendo (10%) — Cofundadores</w:t>
       </w:r>
     </w:p>
     <w:p>

--- a/propuesta-bootcamp-ejecutivo-quito-2026/outputs/export/propuesta-detallada-es.docx
+++ b/propuesta-bootcamp-ejecutivo-quito-2026/outputs/export/propuesta-detallada-es.docx
@@ -2383,7 +2383,7 @@
                 <w:sz w:val="18"/>
                 <w:szCs w:val="18"/>
               </w:rPr>
-              <w:t xml:space="preserve">Managers 7+ anios exp</w:t>
+              <w:t xml:space="preserve">Managers 7+ años exp</w:t>
             </w:r>
           </w:p>
         </w:tc>

--- a/propuesta-bootcamp-ejecutivo-quito-2026/outputs/export/propuesta-detallada-es.docx
+++ b/propuesta-bootcamp-ejecutivo-quito-2026/outputs/export/propuesta-detallada-es.docx
@@ -155,7 +155,7 @@
           <w:sz w:val="20"/>
           <w:szCs w:val="20"/>
         </w:rPr>
-        <w:t xml:space="preserve">Version: 2.1 | Fecha: 2 de abril de 2026 | Confidencial</w:t>
+        <w:t xml:space="preserve">Versión: 2.1 | Fecha: 2 de abril de 2026 | Confidencial</w:t>
       </w:r>
     </w:p>
     <w:p>
@@ -205,7 +205,7 @@
           <w:sz w:val="20"/>
           <w:szCs w:val="20"/>
         </w:rPr>
-        <w:t xml:space="preserve">Primer Bootcamp Ejecutivo Agentico de Latinoamerica. 20 horas para instalar un sistema de IA personal: agente Pristino + 13 asistentes especializados + segundo cerebro digital. No es curso — es implementacion funcional que opera sin MetodologIA. $1,490 USD (fundador). Garantia total antes de 4h. Cero competidores directos en Ecuador. [DOC: kyc-ecuador]</w:t>
+        <w:t xml:space="preserve">Primer Bootcamp Ejecutivo Agéntico de Latinoamerica. 20 horas para instalar un sistema de IA personal: agente Pristino + 13 asistentes especializados + segundo cerebro digital. No es curso — es implementacion funciónal que opera sin MetodologIA. $1,490 USD (fundador). Garantia total antes de 4h. Cero competidores directos en Ecuador. [DOC: kyc-ecuador]</w:t>
       </w:r>
     </w:p>
     <w:p>
@@ -272,7 +272,7 @@
           <w:sz w:val="20"/>
           <w:szCs w:val="20"/>
         </w:rPr>
-        <w:t xml:space="preserve">  •  Herramientas de IA aisladas se abandonan en 2-4 semanas por falta de integracion [INFERENCIA]</w:t>
+        <w:t xml:space="preserve">  •  Herramientas de IA aisladas se abandonan en 2-4 semanas por falta de integración [INFERENCIA]</w:t>
       </w:r>
     </w:p>
     <w:p>
@@ -300,7 +300,7 @@
           <w:sz w:val="20"/>
           <w:szCs w:val="20"/>
         </w:rPr>
-        <w:t xml:space="preserve">  •  Depende de tecnicos para cualquier automatizacion</w:t>
+        <w:t xml:space="preserve">  •  Depende de técnicos para cualquier automatización</w:t>
       </w:r>
     </w:p>
     <w:p>
@@ -317,7 +317,7 @@
           <w:sz w:val="22"/>
           <w:szCs w:val="22"/>
         </w:rPr>
-        <w:t xml:space="preserve">Lo que NO funciona (y por que)</w:t>
+        <w:t xml:space="preserve">Lo que NO funcióna (y por que)</w:t>
       </w:r>
     </w:p>
     <w:tbl>
@@ -666,7 +666,7 @@
                 <w:sz w:val="18"/>
                 <w:szCs w:val="18"/>
               </w:rPr>
-              <w:t xml:space="preserve">Entregable = recomendaciones, no sistema</w:t>
+              <w:t xml:space="preserve">Entregable = recomendaciónes, no sistema</w:t>
             </w:r>
           </w:p>
         </w:tc>
@@ -691,7 +691,7 @@
           <w:sz w:val="26"/>
           <w:szCs w:val="26"/>
         </w:rPr>
-        <w:t xml:space="preserve">2. La Solucion: Sistema Agentico Personal</w:t>
+        <w:t xml:space="preserve">2. La Solucion: Sistema Agéntico Personal</w:t>
       </w:r>
     </w:p>
     <w:p>
@@ -705,7 +705,7 @@
           <w:sz w:val="20"/>
           <w:szCs w:val="20"/>
         </w:rPr>
-        <w:t xml:space="preserve">El CAO Bootcamp le da un agente que se vuelve su mejor aliado. En el taller, Javier muestra como opera con Pristino y usted aprende a instalarlo en su version basica. Sacarle todo el potencial: auto-estudio o de la mano de nosotros en el Bootcamp. [DOC: content.json]</w:t>
+        <w:t xml:space="preserve">El CAO Bootcamp le da un agente que se vuelve su mejor aliado. En el taller, Javier muestra como opera con Pristino y usted aprende a instalarlo en su versión basica. Sacarle todo el potencial: auto-estudio o de la mano de nosotros en el Bootcamp. [DOC: content.json]</w:t>
       </w:r>
     </w:p>
     <w:p>
@@ -982,7 +982,7 @@
                 <w:sz w:val="18"/>
                 <w:szCs w:val="18"/>
               </w:rPr>
-              <w:t xml:space="preserve">Flujos de trabajo desde dia 1. Comunicacion, analisis, agenda, decisiones, reportes</w:t>
+              <w:t xml:space="preserve">Flujos de trabajo desde dia 1. Comúnicacion, analisis, agenda, decisiones, reportes</w:t>
             </w:r>
           </w:p>
         </w:tc>
@@ -1069,7 +1069,7 @@
                 <w:sz w:val="18"/>
                 <w:szCs w:val="18"/>
               </w:rPr>
-              <w:t xml:space="preserve">"Como Dirigir en la Era de la IA" — sin depender de tecnicos</w:t>
+              <w:t xml:space="preserve">"Como Dirigir en la Era de la IA" — sin depender de técnicos</w:t>
             </w:r>
           </w:p>
         </w:tc>
@@ -1158,7 +1158,7 @@
                 <w:sz w:val="18"/>
                 <w:szCs w:val="18"/>
               </w:rPr>
-              <w:t xml:space="preserve">Universal + Ejecutiva (estrategia, decision, delegacion, reportes)</w:t>
+              <w:t xml:space="preserve">Universal + Ejecutiva (estrategia, decisión, delegación, reportes)</w:t>
             </w:r>
           </w:p>
         </w:tc>
@@ -1334,29 +1334,29 @@
                 <w:sz w:val="18"/>
                 <w:szCs w:val="18"/>
               </w:rPr>
-              <w:t xml:space="preserve">2h c/u con facilitador. Co-creacion con contexto real</w:t>
-            </w:r>
-          </w:p>
-        </w:tc>
-        <w:tc>
-          <w:tcPr>
-            <w:tcW w:type="dxa" w:w="2250"/>
-            <w:shd w:fill="F8F9FC" w:color="auto" w:val="clear"/>
-          </w:tcPr>
-          <w:p>
-            <w:pPr>
-              <w:spacing w:after="40" w:before="40"/>
-            </w:pPr>
-            <w:r>
-              <w:rPr>
-                <w:rFonts w:ascii="Trebuchet MS" w:cs="Trebuchet MS" w:eastAsia="Trebuchet MS" w:hAnsi="Trebuchet MS"/>
-                <w:b w:val="false"/>
-                <w:bCs w:val="false"/>
-                <w:color w:val="1F2833"/>
-                <w:sz w:val="18"/>
-                <w:szCs w:val="18"/>
-              </w:rPr>
-              <w:t xml:space="preserve">Entregable funcional por sesion</w:t>
+              <w:t xml:space="preserve">2h c/u con facilitador. Co-creación con contexto real</w:t>
+            </w:r>
+          </w:p>
+        </w:tc>
+        <w:tc>
+          <w:tcPr>
+            <w:tcW w:type="dxa" w:w="2250"/>
+            <w:shd w:fill="F8F9FC" w:color="auto" w:val="clear"/>
+          </w:tcPr>
+          <w:p>
+            <w:pPr>
+              <w:spacing w:after="40" w:before="40"/>
+            </w:pPr>
+            <w:r>
+              <w:rPr>
+                <w:rFonts w:ascii="Trebuchet MS" w:cs="Trebuchet MS" w:eastAsia="Trebuchet MS" w:hAnsi="Trebuchet MS"/>
+                <w:b w:val="false"/>
+                <w:bCs w:val="false"/>
+                <w:color w:val="1F2833"/>
+                <w:sz w:val="18"/>
+                <w:szCs w:val="18"/>
+              </w:rPr>
+              <w:t xml:space="preserve">Entregable funciónal por sesión</w:t>
             </w:r>
           </w:p>
         </w:tc>
@@ -1421,7 +1421,7 @@
                 <w:sz w:val="18"/>
                 <w:szCs w:val="18"/>
               </w:rPr>
-              <w:t xml:space="preserve">Recursos, actualizaciones, comunidad (1 mes incluido)</w:t>
+              <w:t xml:space="preserve">Recursos, actualizaciónes, comunidad (1 mes incluido)</w:t>
             </w:r>
           </w:p>
         </w:tc>
@@ -1532,7 +1532,7 @@
                 <w:sz w:val="18"/>
                 <w:szCs w:val="18"/>
               </w:rPr>
-              <w:t xml:space="preserve">Asistio a 1+ sesion en primer mes</w:t>
+              <w:t xml:space="preserve">Asistio a 1+ sesión en primer mes</w:t>
             </w:r>
           </w:p>
         </w:tc>
@@ -1694,7 +1694,7 @@
           <w:sz w:val="20"/>
           <w:szCs w:val="20"/>
         </w:rPr>
-        <w:t xml:space="preserve">  •  No funciona si no dedica 2h/semana durante el bootcamp [SUPUESTO]</w:t>
+        <w:t xml:space="preserve">  •  No funcióna si no dedica 2h/semana durante el bootcamp [SUPUESTO]</w:t>
       </w:r>
     </w:p>
     <w:p>
@@ -1708,7 +1708,7 @@
           <w:sz w:val="20"/>
           <w:szCs w:val="20"/>
         </w:rPr>
-        <w:t xml:space="preserve">  •  No garantiza resultados — depende de adopcion consistente</w:t>
+        <w:t xml:space="preserve">  •  No garantiza resultados — depende de adopción consistente</w:t>
       </w:r>
     </w:p>
     <w:p>
@@ -2428,7 +2428,7 @@
                 <w:sz w:val="18"/>
                 <w:szCs w:val="18"/>
               </w:rPr>
-              <w:t xml:space="preserve">Academico</w:t>
+              <w:t xml:space="preserve">Académico</w:t>
             </w:r>
           </w:p>
         </w:tc>
@@ -2657,7 +2657,7 @@
           <w:sz w:val="22"/>
           <w:szCs w:val="22"/>
         </w:rPr>
-        <w:t xml:space="preserve">Modalidades CAO: Decision Framework</w:t>
+        <w:t xml:space="preserve">Modalidades CAO: Decisión Framework</w:t>
       </w:r>
     </w:p>
     <w:tbl>
@@ -3657,7 +3657,7 @@
                 <w:sz w:val="18"/>
                 <w:szCs w:val="18"/>
               </w:rPr>
-              <w:t xml:space="preserve">Precio regular sin descuento fundador. Justificado por facilitador certificado + formato academico</w:t>
+              <w:t xml:space="preserve">Precio regular sin descuento fundador. Justificado por facilitador certificado + formato académico</w:t>
             </w:r>
           </w:p>
         </w:tc>
@@ -3701,7 +3701,7 @@
                 <w:sz w:val="18"/>
                 <w:szCs w:val="18"/>
               </w:rPr>
-              <w:t xml:space="preserve">Cubre activos digitales acumulados (IP, agentes, servicios). Dinamico: se ajusta con valoracion conjunta [DOC]</w:t>
+              <w:t xml:space="preserve">Cubre activos digitales acumulados (IP, agentes, servicios). Dinamico: se ajusta con valoración conjunta [DOC]</w:t>
             </w:r>
           </w:p>
         </w:tc>
@@ -3743,7 +3743,7 @@
           <w:sz w:val="22"/>
           <w:szCs w:val="22"/>
         </w:rPr>
-        <w:t xml:space="preserve">Fase 1 — Fundamentos (Sesiones 1-3)</w:t>
+        <w:t xml:space="preserve">Fase 1 — Fundamentos (Sesiónes 1-3)</w:t>
       </w:r>
     </w:p>
     <w:tbl>
@@ -3870,7 +3870,7 @@
                 <w:sz w:val="18"/>
                 <w:szCs w:val="18"/>
               </w:rPr>
-              <w:t xml:space="preserve">Email y comunicacion ejecutiva</w:t>
+              <w:t xml:space="preserve">Email y comúnicación ejecutiva</w:t>
             </w:r>
           </w:p>
         </w:tc>
@@ -4044,7 +4044,7 @@
           <w:sz w:val="22"/>
           <w:szCs w:val="22"/>
         </w:rPr>
-        <w:t xml:space="preserve">Fase 2 — Integracion (Sesiones 4-6)</w:t>
+        <w:t xml:space="preserve">Fase 2 — Integracion (Sesiónes 4-6)</w:t>
       </w:r>
     </w:p>
     <w:tbl>
@@ -4238,7 +4238,7 @@
                 <w:sz w:val="18"/>
                 <w:szCs w:val="18"/>
               </w:rPr>
-              <w:t xml:space="preserve">Decisiones estrategicas</w:t>
+              <w:t xml:space="preserve">Decisiónes estrategicas</w:t>
             </w:r>
           </w:p>
         </w:tc>
@@ -4345,7 +4345,7 @@
           <w:sz w:val="22"/>
           <w:szCs w:val="22"/>
         </w:rPr>
-        <w:t xml:space="preserve">Fase 3 — Maestria (Sesiones 7-9)</w:t>
+        <w:t xml:space="preserve">Fase 3 — Maestria (Sesiónes 7-9)</w:t>
       </w:r>
     </w:p>
     <w:tbl>
@@ -4472,7 +4472,7 @@
                 <w:sz w:val="18"/>
                 <w:szCs w:val="18"/>
               </w:rPr>
-              <w:t xml:space="preserve">Sistema agentico completo</w:t>
+              <w:t xml:space="preserve">Sistema agéntico completo</w:t>
             </w:r>
           </w:p>
         </w:tc>
@@ -5153,7 +5153,7 @@
                 <w:sz w:val="18"/>
                 <w:szCs w:val="18"/>
               </w:rPr>
-              <w:t xml:space="preserve">Calendario Academico</w:t>
+              <w:t xml:space="preserve">Calendario Académico</w:t>
             </w:r>
           </w:p>
         </w:tc>
@@ -6251,7 +6251,7 @@
                 <w:sz w:val="18"/>
                 <w:szCs w:val="18"/>
               </w:rPr>
-              <w:t xml:space="preserve">Duracion</w:t>
+              <w:t xml:space="preserve">Duración</w:t>
             </w:r>
           </w:p>
         </w:tc>
@@ -6489,7 +6489,7 @@
                 <w:sz w:val="18"/>
                 <w:szCs w:val="18"/>
               </w:rPr>
-              <w:t xml:space="preserve">Sistema funcional</w:t>
+              <w:t xml:space="preserve">Sistema funciónal</w:t>
             </w:r>
           </w:p>
         </w:tc>
@@ -6902,7 +6902,7 @@
           <w:sz w:val="20"/>
           <w:szCs w:val="20"/>
         </w:rPr>
-        <w:t xml:space="preserve">Competidores directos en Ecuador con entregable agentico: 0. [DOC: kyc-ecuador]</w:t>
+        <w:t xml:space="preserve">Competidores directos en Ecuador con entregable agéntico: 0. [DOC: kyc-ecuador]</w:t>
       </w:r>
     </w:p>
     <w:p>
@@ -7072,7 +7072,7 @@
                 <w:sz w:val="18"/>
                 <w:szCs w:val="18"/>
               </w:rPr>
-              <w:t xml:space="preserve">Fundador. Metodo, IP, 27 GPTs, Pristino, 180+ prompts. Facilita Creyentes</w:t>
+              <w:t xml:space="preserve">Fundador. Método, IP, 27 GPTs, Pristino, 180+ prompts. Facilita Creyentes</w:t>
             </w:r>
           </w:p>
         </w:tc>
@@ -7355,7 +7355,7 @@
           <w:sz w:val="20"/>
           <w:szCs w:val="20"/>
         </w:rPr>
-        <w:t xml:space="preserve">Equity dinamico: El entry fee de $2,900 es inicial. Al valorar la empresa conjuntamente, se calcula el aporte para mantener la proporcion accionaria conforme crece. [DOC: content.json]</w:t>
+        <w:t xml:space="preserve">Equity dinamico: El entry fee de $2,900 es inicial. Al valorar la empresa conjuntamente, se calcula el aporte para mantener la proporción accionaria conforme crece. [DOC: content.json]</w:t>
       </w:r>
     </w:p>
     <w:p>
@@ -7391,7 +7391,7 @@
           <w:sz w:val="20"/>
           <w:szCs w:val="20"/>
         </w:rPr>
-        <w:t xml:space="preserve">  •  Garantia: 100% devolucion antes de 4h con 1h feedback estructurado</w:t>
+        <w:t xml:space="preserve">  •  Garantia: 100% devolución antes de 4h con 1h feedback estructurado</w:t>
       </w:r>
     </w:p>
     <w:p>
@@ -7405,7 +7405,7 @@
           <w:sz w:val="20"/>
           <w:szCs w:val="20"/>
         </w:rPr>
-        <w:t xml:space="preserve">  •  No-show: 1ra justificada $0, siguientes $100/sesion</w:t>
+        <w:t xml:space="preserve">  •  No-show: 1ra justificada $0, siguientes $100/sesión</w:t>
       </w:r>
     </w:p>
     <w:p>
@@ -7483,7 +7483,7 @@
           <w:sz w:val="20"/>
           <w:szCs w:val="20"/>
         </w:rPr>
-        <w:t xml:space="preserve">Flywheel: 33 graduados Y1 → 15-20 embajadores activos → 2-3 referidos c/u → 40% conversion → 12+ cierres adicionales Y2 [INFERENCIA]</w:t>
+        <w:t xml:space="preserve">Flywheel: 33 graduados Y1 → 15-20 embajadores activos → 2-3 referidos c/u → 40% conversión → 12+ cierres adicionales Y2 [INFERENCIA]</w:t>
       </w:r>
     </w:p>
     <w:p>
@@ -8927,7 +8927,7 @@
           <w:sz w:val="20"/>
           <w:szCs w:val="20"/>
         </w:rPr>
-        <w:t xml:space="preserve">Proyecciones indicativas. Sujetas a adopcion y condiciones de mercado. [SUPUESTO]</w:t>
+        <w:t xml:space="preserve">Proyecciones indicativas. Sujetas a adopción y condiciones de mercado. [SUPUESTO]</w:t>
       </w:r>
     </w:p>
     <w:p>
@@ -9076,7 +9076,7 @@
                 <w:sz w:val="18"/>
                 <w:szCs w:val="18"/>
               </w:rPr>
-              <w:t xml:space="preserve">Agente opera tareas configuradas. Asistentes funcionan</w:t>
+              <w:t xml:space="preserve">Agente opera tareas configuradas. Asistentes funciónan</w:t>
             </w:r>
           </w:p>
         </w:tc>
@@ -9165,7 +9165,7 @@
                 <w:sz w:val="18"/>
                 <w:szCs w:val="18"/>
               </w:rPr>
-              <w:t xml:space="preserve">+ Campus con actualizaciones</w:t>
+              <w:t xml:space="preserve">+ Campus con actualizaciónes</w:t>
             </w:r>
           </w:p>
         </w:tc>
@@ -9247,7 +9247,7 @@
           <w:sz w:val="20"/>
           <w:szCs w:val="20"/>
         </w:rPr>
-        <w:t xml:space="preserve">Trade-off: Sin comunidad, el sistema funciona pero no evoluciona. Con comunidad ($20/mes campus), se mantiene actualizado. [INFERENCIA]</w:t>
+        <w:t xml:space="preserve">Trade-off: Sin comunidad, el sistema funcióna pero no evoluciona. Con comunidad ($20/mes campus), se mantiene actualizado. [INFERENCIA]</w:t>
       </w:r>
     </w:p>
     <w:p>
@@ -9373,7 +9373,7 @@
                 <w:sz w:val="18"/>
                 <w:szCs w:val="18"/>
               </w:rPr>
-              <w:t xml:space="preserve">Sesiones grabadas + recuperacion async. Si &gt;50% ausencias, se ofrece reinicio en siguiente ciclo</w:t>
+              <w:t xml:space="preserve">Sesiónes grabadas + recuperacion async. Si &gt;50% ausencias, se ofrece reinicio en siguiente ciclo</w:t>
             </w:r>
           </w:p>
         </w:tc>
@@ -9442,7 +9442,7 @@
                 <w:sz w:val="18"/>
                 <w:szCs w:val="18"/>
               </w:rPr>
-              <w:t xml:space="preserve">Equipo resiste adopcion</w:t>
+              <w:t xml:space="preserve">Equipo resiste adopción</w:t>
             </w:r>
           </w:p>
         </w:tc>
@@ -9487,7 +9487,7 @@
                 <w:sz w:val="18"/>
                 <w:szCs w:val="18"/>
               </w:rPr>
-              <w:t xml:space="preserve">Directivo no es tecnico</w:t>
+              <w:t xml:space="preserve">Directivo no es técnico</w:t>
             </w:r>
           </w:p>
         </w:tc>
@@ -9970,7 +9970,7 @@
                 <w:sz w:val="18"/>
                 <w:szCs w:val="18"/>
               </w:rPr>
-              <w:t xml:space="preserve">Equipo resiste adopcion IA</w:t>
+              <w:t xml:space="preserve">Equipo resiste adopción IA</w:t>
             </w:r>
           </w:p>
         </w:tc>
@@ -10122,7 +10122,7 @@
                 <w:sz w:val="18"/>
                 <w:szCs w:val="18"/>
               </w:rPr>
-              <w:t xml:space="preserve">Garantia 4h, ROI marcado como proyeccion</w:t>
+              <w:t xml:space="preserve">Garantia 4h, ROI marcado como proyección</w:t>
             </w:r>
           </w:p>
         </w:tc>
@@ -10535,7 +10535,7 @@
           <w:sz w:val="20"/>
           <w:szCs w:val="20"/>
         </w:rPr>
-        <w:t xml:space="preserve">Necesito conocimiento tecnico? No. Si usa Gmail, puede usar Pristino. Todo es lenguaje natural. [DOC]</w:t>
+        <w:t xml:space="preserve">Necesito conocimiento técnico? No. Si usa Gmail, puede usar Pristino. Todo es lenguaje natural. [DOC]</w:t>
       </w:r>
     </w:p>
     <w:p>
@@ -10549,7 +10549,7 @@
           <w:sz w:val="20"/>
           <w:szCs w:val="20"/>
         </w:rPr>
-        <w:t xml:space="preserve">Que pasa si no me funciona? Garantia 100% antes de 4h. Sin letra chica. [DOC]</w:t>
+        <w:t xml:space="preserve">Que pasa si no me funcióna? Garantia 100% antes de 4h. Sin letra chica. [DOC]</w:t>
       </w:r>
     </w:p>
     <w:p>
@@ -10563,7 +10563,7 @@
           <w:sz w:val="20"/>
           <w:szCs w:val="20"/>
         </w:rPr>
-        <w:t xml:space="preserve">El agente sigue funcionando despues? Si. Pristino es Open Source y suyo. Los 13 asistentes operan. El cerebro crece con cada uso. [DOC]</w:t>
+        <w:t xml:space="preserve">El agente sigue funciónando despues? Si. Pristino es Open Source y suyo. Los 13 asistentes operan. El cerebro crece con cada uso. [DOC]</w:t>
       </w:r>
     </w:p>
     <w:p>
@@ -10591,7 +10591,7 @@
           <w:sz w:val="20"/>
           <w:szCs w:val="20"/>
         </w:rPr>
-        <w:t xml:space="preserve">Como funciona el descuento Embajador? 50% sobre precio regular. Puede transferir a su grupo (terna). [DOC]</w:t>
+        <w:t xml:space="preserve">Como funcióna el descuento Embajador? 50% sobre precio regular. Puede transferir a su grupo (terna). [DOC]</w:t>
       </w:r>
     </w:p>
     <w:p>
@@ -10807,7 +10807,7 @@
                 <w:sz w:val="18"/>
                 <w:szCs w:val="18"/>
               </w:rPr>
-              <w:t xml:space="preserve">Herramienta especializada para una funcion especifica (ej: redactar correos, analizar datos)</w:t>
+              <w:t xml:space="preserve">Herramienta especializada para una función especifica (ej: redactar correos, analizar datos)</w:t>
             </w:r>
           </w:p>
         </w:tc>
@@ -10943,7 +10943,7 @@
                 <w:sz w:val="18"/>
                 <w:szCs w:val="18"/>
               </w:rPr>
-              <w:t xml:space="preserve">Programa intensivo de co-creacion (no curso teorico)</w:t>
+              <w:t xml:space="preserve">Programa intensivo de co-creación (no curso teorico)</w:t>
             </w:r>
           </w:p>
         </w:tc>
@@ -10966,7 +10966,7 @@
                 <w:sz w:val="18"/>
                 <w:szCs w:val="18"/>
               </w:rPr>
-              <w:t xml:space="preserve">Sistema agentico</w:t>
+              <w:t xml:space="preserve">Sistema agéntico</w:t>
             </w:r>
           </w:p>
         </w:tc>
@@ -11159,7 +11159,7 @@
           <w:sz w:val="20"/>
           <w:szCs w:val="20"/>
         </w:rPr>
-        <w:t xml:space="preserve">Construido por profesionales, potenciado por la red agentica de MetodologIA.</w:t>
+        <w:t xml:space="preserve">Construido por profesionales, potenciado por la red agéntica de MetodologIA.</w:t>
       </w:r>
     </w:p>
     <w:p>

--- a/propuesta-bootcamp-ejecutivo-quito-2026/outputs/export/propuesta-detallada-es.docx
+++ b/propuesta-bootcamp-ejecutivo-quito-2026/outputs/export/propuesta-detallada-es.docx
@@ -577,7 +577,7 @@
                 <w:sz w:val="18"/>
                 <w:szCs w:val="18"/>
               </w:rPr>
-              <w:t xml:space="preserve">Cubren lo basico, no personalizan</w:t>
+              <w:t xml:space="preserve">Cubren lo básico, no personalizan</w:t>
             </w:r>
           </w:p>
         </w:tc>
@@ -705,7 +705,7 @@
           <w:sz w:val="20"/>
           <w:szCs w:val="20"/>
         </w:rPr>
-        <w:t xml:space="preserve">El CAO Bootcamp le da un agente que se vuelve su mejor aliado. En el taller, Javier muestra como opera con Pristino y usted aprende a instalarlo en su versión basica. Sacarle todo el potencial: auto-estudio o de la mano de nosotros en el Bootcamp. [DOC: content.json]</w:t>
+        <w:t xml:space="preserve">El CAO Bootcamp le da un agente que se vuelve su mejor aliado. En el taller, Javier muestra como opera con Pristino y usted aprende a instalarlo en su versión básica. Sacarle todo el potencial: auto-estudio o de la mano de nosotros en el Bootcamp. [DOC: content.json]</w:t>
       </w:r>
     </w:p>
     <w:p>
@@ -982,7 +982,7 @@
                 <w:sz w:val="18"/>
                 <w:szCs w:val="18"/>
               </w:rPr>
-              <w:t xml:space="preserve">Flujos de trabajo desde dia 1. Comúnicacion, analisis, agenda, decisiones, reportes</w:t>
+              <w:t xml:space="preserve">Flujos de trabajo desde día 1. Comúnicacion, análisis, agenda, decisiones, reportes</w:t>
             </w:r>
           </w:p>
         </w:tc>
@@ -1510,7 +1510,7 @@
                 <w:sz w:val="18"/>
                 <w:szCs w:val="18"/>
               </w:rPr>
-              <w:t xml:space="preserve">Domingo/mes: workshops. Sabado/mes: clinicas IA en vivo</w:t>
+              <w:t xml:space="preserve">Domingo/mes: workshops. Sábado/mes: clínicas IA en vivo</w:t>
             </w:r>
           </w:p>
         </w:tc>
@@ -2078,7 +2078,7 @@
                 <w:sz w:val="18"/>
                 <w:szCs w:val="18"/>
               </w:rPr>
-              <w:t xml:space="preserve">Mar 7 abril, 7PM + sabado</w:t>
+              <w:t xml:space="preserve">Mar 7 abril, 7PM + sábado</w:t>
             </w:r>
           </w:p>
         </w:tc>
@@ -2297,7 +2297,7 @@
                 <w:sz w:val="18"/>
                 <w:szCs w:val="18"/>
               </w:rPr>
-              <w:t xml:space="preserve">Mayo (8 preferentes + 2 publicas)</w:t>
+              <w:t xml:space="preserve">Mayo (8 preferentes + 2 públicas)</w:t>
             </w:r>
           </w:p>
         </w:tc>
@@ -3381,7 +3381,7 @@
           <w:sz w:val="20"/>
           <w:szCs w:val="20"/>
         </w:rPr>
-        <w:t xml:space="preserve">4. Si los 8 toman, solo 2 sillas publicas</w:t>
+        <w:t xml:space="preserve">4. Si los 8 toman, solo 2 sillas públicas</w:t>
       </w:r>
     </w:p>
     <w:p>
@@ -3937,7 +3937,7 @@
                 <w:sz w:val="18"/>
                 <w:szCs w:val="18"/>
               </w:rPr>
-              <w:t xml:space="preserve">Reportes y analisis</w:t>
+              <w:t xml:space="preserve">Reportes y análisis</w:t>
             </w:r>
           </w:p>
         </w:tc>
@@ -3959,7 +3959,7 @@
                 <w:sz w:val="18"/>
                 <w:szCs w:val="18"/>
               </w:rPr>
-              <w:t xml:space="preserve">Reportes automaticos desde datos crudos. Sin intervencion manual</w:t>
+              <w:t xml:space="preserve">Reportes automáticos desde datos crudos. Sin intervencion manual</w:t>
             </w:r>
           </w:p>
         </w:tc>
@@ -4024,7 +4024,7 @@
                 <w:sz w:val="18"/>
                 <w:szCs w:val="18"/>
               </w:rPr>
-              <w:t xml:space="preserve">Calendario optimizado, conflictos resueltos automaticamente</w:t>
+              <w:t xml:space="preserve">Calendario optimizado, conflictos resueltos automáticamente</w:t>
             </w:r>
           </w:p>
         </w:tc>
@@ -4238,7 +4238,7 @@
                 <w:sz w:val="18"/>
                 <w:szCs w:val="18"/>
               </w:rPr>
-              <w:t xml:space="preserve">Decisiónes estrategicas</w:t>
+              <w:t xml:space="preserve">Decisiónes estratégicas</w:t>
             </w:r>
           </w:p>
         </w:tc>
@@ -4889,7 +4889,7 @@
                 <w:sz w:val="18"/>
                 <w:szCs w:val="18"/>
               </w:rPr>
-              <w:t xml:space="preserve">Taller + sabado opcion</w:t>
+              <w:t xml:space="preserve">Taller + sábado opcion</w:t>
             </w:r>
           </w:p>
         </w:tc>
@@ -9097,7 +9097,7 @@
                 <w:sz w:val="18"/>
                 <w:szCs w:val="18"/>
               </w:rPr>
-              <w:t xml:space="preserve">+ Workshop mensual + clinica IA</w:t>
+              <w:t xml:space="preserve">+ Workshop mensual + clínica IA</w:t>
             </w:r>
           </w:p>
         </w:tc>
@@ -11145,7 +11145,7 @@
           <w:sz w:val="20"/>
           <w:szCs w:val="20"/>
         </w:rPr>
-        <w:t xml:space="preserve">Esta es una propuesta de diseno de servicio personalizado. Los precios indicados son indicativos y se confirman antes de la firma del acuerdo. Este documento no constituye un compromiso de entrega ni un contrato.</w:t>
+        <w:t xml:space="preserve">Esta es una propuesta de diseño de servicio personalizado. Los precios indicados son indicativos y se confirman antes de la firma del acuerdo. Este documento no constituye un compromiso de entrega ni un contrato.</w:t>
       </w:r>
     </w:p>
     <w:p>
